--- a/Proiect RC.docx
+++ b/Proiect RC.docx
@@ -613,6 +613,13 @@
     </w:p>
     <w:sdt>
       <w:sdtPr>
+        <w:rPr>
+          <w:rFonts w:ascii="Times New Roman" w:eastAsiaTheme="minorHAnsi" w:hAnsi="Times New Roman" w:cs="Times New Roman"/>
+          <w:color w:val="auto"/>
+          <w:kern w:val="2"/>
+          <w:sz w:val="24"/>
+          <w14:ligatures w14:val="standardContextual"/>
+        </w:rPr>
         <w:id w:val="1179860033"/>
         <w:docPartObj>
           <w:docPartGallery w:val="Table of Contents"/>
@@ -621,14 +628,9 @@
       </w:sdtPr>
       <w:sdtEndPr>
         <w:rPr>
-          <w:rFonts w:ascii="Times New Roman" w:eastAsiaTheme="minorHAnsi" w:hAnsi="Times New Roman" w:cs="Times New Roman"/>
           <w:b/>
           <w:bCs/>
           <w:noProof/>
-          <w:color w:val="auto"/>
-          <w:kern w:val="2"/>
-          <w:sz w:val="24"/>
-          <w14:ligatures w14:val="standardContextual"/>
         </w:rPr>
       </w:sdtEndPr>
       <w:sdtContent>
@@ -658,7 +660,7 @@
           <w:r>
             <w:fldChar w:fldCharType="separate"/>
           </w:r>
-          <w:hyperlink w:anchor="_Toc226304257" w:history="1">
+          <w:hyperlink w:anchor="_Toc226312018" w:history="1">
             <w:r>
               <w:rPr>
                 <w:rStyle w:val="Hyperlink"/>
@@ -688,7 +690,7 @@
                 <w:noProof/>
                 <w:webHidden/>
               </w:rPr>
-              <w:instrText xml:space="preserve"> PAGEREF _Toc226304257 \h </w:instrText>
+              <w:instrText xml:space="preserve"> PAGEREF _Toc226312018 \h </w:instrText>
             </w:r>
             <w:r>
               <w:rPr>
@@ -731,7 +733,7 @@
               <w:szCs w:val="24"/>
             </w:rPr>
           </w:pPr>
-          <w:hyperlink w:anchor="_Toc226304258" w:history="1">
+          <w:hyperlink w:anchor="_Toc226312019" w:history="1">
             <w:r>
               <w:rPr>
                 <w:rStyle w:val="Hyperlink"/>
@@ -761,7 +763,80 @@
                 <w:noProof/>
                 <w:webHidden/>
               </w:rPr>
-              <w:instrText xml:space="preserve"> PAGEREF _Toc226304258 \h </w:instrText>
+              <w:instrText xml:space="preserve"> PAGEREF _Toc226312019 \h </w:instrText>
+            </w:r>
+            <w:r>
+              <w:rPr>
+                <w:noProof/>
+                <w:webHidden/>
+              </w:rPr>
+            </w:r>
+            <w:r>
+              <w:rPr>
+                <w:noProof/>
+                <w:webHidden/>
+              </w:rPr>
+              <w:fldChar w:fldCharType="separate"/>
+            </w:r>
+            <w:r>
+              <w:rPr>
+                <w:noProof/>
+                <w:webHidden/>
+              </w:rPr>
+              <w:t>4</w:t>
+            </w:r>
+            <w:r>
+              <w:rPr>
+                <w:noProof/>
+                <w:webHidden/>
+              </w:rPr>
+              <w:fldChar w:fldCharType="end"/>
+            </w:r>
+          </w:hyperlink>
+        </w:p>
+        <w:p>
+          <w:pPr>
+            <w:pStyle w:val="TOC1"/>
+            <w:tabs>
+              <w:tab w:val="right" w:leader="dot" w:pos="9403"/>
+            </w:tabs>
+            <w:rPr>
+              <w:rFonts w:asciiTheme="minorHAnsi" w:eastAsiaTheme="minorEastAsia" w:hAnsiTheme="minorHAnsi" w:cstheme="minorBidi"/>
+              <w:noProof/>
+              <w:szCs w:val="24"/>
+            </w:rPr>
+          </w:pPr>
+          <w:hyperlink w:anchor="_Toc226312020" w:history="1">
+            <w:r>
+              <w:rPr>
+                <w:rStyle w:val="Hyperlink"/>
+                <w:b/>
+                <w:bCs/>
+                <w:noProof/>
+                <w:lang w:val="ro-RO"/>
+              </w:rPr>
+              <w:t>2.1 Scurt istoric</w:t>
+            </w:r>
+            <w:r>
+              <w:rPr>
+                <w:noProof/>
+                <w:webHidden/>
+              </w:rPr>
+              <w:tab/>
+            </w:r>
+            <w:r>
+              <w:rPr>
+                <w:noProof/>
+                <w:webHidden/>
+              </w:rPr>
+              <w:fldChar w:fldCharType="begin"/>
+            </w:r>
+            <w:r>
+              <w:rPr>
+                <w:noProof/>
+                <w:webHidden/>
+              </w:rPr>
+              <w:instrText xml:space="preserve"> PAGEREF _Toc226312020 \h </w:instrText>
             </w:r>
             <w:r>
               <w:rPr>
@@ -804,18 +879,22 @@
               <w:szCs w:val="24"/>
             </w:rPr>
           </w:pPr>
-          <w:hyperlink w:anchor="_Toc226304259" w:history="1">
+          <w:hyperlink w:anchor="_Toc226312021" w:history="1">
             <w:r>
               <w:rPr>
                 <w:rStyle w:val="Hyperlink"/>
+                <w:b/>
+                <w:bCs/>
                 <w:noProof/>
                 <w:lang w:val="ro-RO"/>
               </w:rPr>
-              <w:t xml:space="preserve">2.1 </w:t>
+              <w:t xml:space="preserve">2.2 </w:t>
             </w:r>
             <w:r>
               <w:rPr>
                 <w:rStyle w:val="Hyperlink"/>
+                <w:b/>
+                <w:bCs/>
                 <w:noProof/>
               </w:rPr>
               <w:t>Conceptul ADS-B (Automatic Dependent Surveillance-Broadcast)</w:t>
@@ -839,7 +918,7 @@
                 <w:noProof/>
                 <w:webHidden/>
               </w:rPr>
-              <w:instrText xml:space="preserve"> PAGEREF _Toc226304259 \h </w:instrText>
+              <w:instrText xml:space="preserve"> PAGEREF _Toc226312021 \h </w:instrText>
             </w:r>
             <w:r>
               <w:rPr>
@@ -882,15 +961,13 @@
               <w:szCs w:val="24"/>
             </w:rPr>
           </w:pPr>
-          <w:hyperlink w:anchor="_Toc226304260" w:history="1">
+          <w:hyperlink w:anchor="_Toc226312022" w:history="1">
             <w:r>
               <w:rPr>
                 <w:rStyle w:val="Hyperlink"/>
-                <w:b/>
-                <w:bCs/>
                 <w:noProof/>
               </w:rPr>
-              <w:t>2.2 Caracteristicile Semnalului ADS-B Out</w:t>
+              <w:t>Caracteristicile Semnalului ADS-B Out</w:t>
             </w:r>
             <w:r>
               <w:rPr>
@@ -911,7 +988,7 @@
                 <w:noProof/>
                 <w:webHidden/>
               </w:rPr>
-              <w:instrText xml:space="preserve"> PAGEREF _Toc226304260 \h </w:instrText>
+              <w:instrText xml:space="preserve"> PAGEREF _Toc226312022 \h </w:instrText>
             </w:r>
             <w:r>
               <w:rPr>
@@ -991,7 +1068,7 @@
           <w:lang w:val="ro-RO"/>
         </w:rPr>
       </w:pPr>
-      <w:bookmarkStart w:id="0" w:name="_Toc226304257"/>
+      <w:bookmarkStart w:id="0" w:name="_Toc226312018"/>
       <w:r>
         <w:rPr>
           <w:rFonts w:ascii="Times New Roman" w:hAnsi="Times New Roman" w:cs="Times New Roman"/>
@@ -1147,13 +1224,7 @@
       </w:r>
       <w:proofErr w:type="spellEnd"/>
       <w:r>
-        <w:t xml:space="preserve"> Sydney Kingsford Smith (Australia)</w:t>
-      </w:r>
-      <w:r>
-        <w:t>.</w:t>
-      </w:r>
-      <w:r>
-        <w:t xml:space="preserve"> </w:t>
+        <w:t xml:space="preserve"> Sydney Kingsford Smith (Australia). </w:t>
       </w:r>
       <w:proofErr w:type="spellStart"/>
       <w:r>
@@ -1265,10 +1336,7 @@
       </w:r>
       <w:proofErr w:type="spellEnd"/>
       <w:r>
-        <w:t xml:space="preserve"> Iridium NEXT.</w:t>
-      </w:r>
-      <w:r>
-        <w:t xml:space="preserve"> </w:t>
+        <w:t xml:space="preserve"> Iridium NEXT. </w:t>
       </w:r>
     </w:p>
     <w:p>
@@ -1570,10 +1638,7 @@
       </w:r>
       <w:proofErr w:type="spellEnd"/>
       <w:r>
-        <w:t>,</w:t>
-      </w:r>
-      <w:r>
-        <w:t xml:space="preserve"> precum </w:t>
+        <w:t xml:space="preserve">, precum </w:t>
       </w:r>
       <w:proofErr w:type="spellStart"/>
       <w:r>
@@ -1669,10 +1734,7 @@
       </w:r>
       <w:proofErr w:type="spellEnd"/>
       <w:r>
-        <w:t>.</w:t>
-      </w:r>
-      <w:r>
-        <w:t xml:space="preserve"> </w:t>
+        <w:t xml:space="preserve">. </w:t>
       </w:r>
       <w:proofErr w:type="spellStart"/>
       <w:r>
@@ -1909,7 +1971,7 @@
           <w:lang w:val="ro-RO"/>
         </w:rPr>
       </w:pPr>
-      <w:bookmarkStart w:id="1" w:name="_Toc226304258"/>
+      <w:bookmarkStart w:id="1" w:name="_Toc226312019"/>
       <w:r>
         <w:rPr>
           <w:rFonts w:ascii="Times New Roman" w:hAnsi="Times New Roman" w:cs="Times New Roman"/>
@@ -1927,933 +1989,6 @@
     </w:p>
     <w:p>
       <w:pPr>
-        <w:rPr>
-          <w:lang w:val="ro-RO"/>
-        </w:rPr>
-      </w:pPr>
-    </w:p>
-    <w:p>
-      <w:pPr>
-        <w:pStyle w:val="Heading2"/>
-        <w:rPr>
-          <w:color w:val="auto"/>
-          <w:sz w:val="28"/>
-          <w:szCs w:val="28"/>
-        </w:rPr>
-      </w:pPr>
-      <w:bookmarkStart w:id="2" w:name="_Toc226304259"/>
-      <w:r>
-        <w:rPr>
-          <w:color w:val="auto"/>
-          <w:sz w:val="28"/>
-          <w:szCs w:val="28"/>
-          <w:lang w:val="ro-RO"/>
-        </w:rPr>
-        <w:t xml:space="preserve">2.1 </w:t>
-      </w:r>
-      <w:proofErr w:type="spellStart"/>
-      <w:r>
-        <w:rPr>
-          <w:color w:val="auto"/>
-          <w:sz w:val="28"/>
-          <w:szCs w:val="28"/>
-        </w:rPr>
-        <w:t>Conceptul</w:t>
-      </w:r>
-      <w:proofErr w:type="spellEnd"/>
-      <w:r>
-        <w:rPr>
-          <w:color w:val="auto"/>
-          <w:sz w:val="28"/>
-          <w:szCs w:val="28"/>
-        </w:rPr>
-        <w:t xml:space="preserve"> ADS-B (Automatic Dependent Surveillance-Broadcast)</w:t>
-      </w:r>
-      <w:bookmarkEnd w:id="2"/>
-    </w:p>
-    <w:p>
-      <w:pPr>
-        <w:rPr>
-          <w:szCs w:val="24"/>
-        </w:rPr>
-      </w:pPr>
-      <w:proofErr w:type="spellStart"/>
-      <w:r>
-        <w:rPr>
-          <w:szCs w:val="24"/>
-        </w:rPr>
-        <w:t>Sistemul</w:t>
-      </w:r>
-      <w:proofErr w:type="spellEnd"/>
-      <w:r>
-        <w:rPr>
-          <w:szCs w:val="24"/>
-        </w:rPr>
-        <w:t xml:space="preserve"> ADS-B </w:t>
-      </w:r>
-      <w:proofErr w:type="spellStart"/>
-      <w:r>
-        <w:rPr>
-          <w:szCs w:val="24"/>
-        </w:rPr>
-        <w:t>reprezintă</w:t>
-      </w:r>
-      <w:proofErr w:type="spellEnd"/>
-      <w:r>
-        <w:rPr>
-          <w:szCs w:val="24"/>
-        </w:rPr>
-        <w:t xml:space="preserve"> o </w:t>
-      </w:r>
-      <w:proofErr w:type="spellStart"/>
-      <w:r>
-        <w:rPr>
-          <w:szCs w:val="24"/>
-        </w:rPr>
-        <w:t>tehnologie</w:t>
-      </w:r>
-      <w:proofErr w:type="spellEnd"/>
-      <w:r>
-        <w:rPr>
-          <w:szCs w:val="24"/>
-        </w:rPr>
-        <w:t xml:space="preserve"> de </w:t>
-      </w:r>
-      <w:proofErr w:type="spellStart"/>
-      <w:r>
-        <w:rPr>
-          <w:szCs w:val="24"/>
-        </w:rPr>
-        <w:t>supraveghere</w:t>
-      </w:r>
-      <w:proofErr w:type="spellEnd"/>
-      <w:r>
-        <w:rPr>
-          <w:szCs w:val="24"/>
-        </w:rPr>
-        <w:t xml:space="preserve"> </w:t>
-      </w:r>
-      <w:proofErr w:type="spellStart"/>
-      <w:r>
-        <w:rPr>
-          <w:szCs w:val="24"/>
-        </w:rPr>
-        <w:t>în</w:t>
-      </w:r>
-      <w:proofErr w:type="spellEnd"/>
-      <w:r>
-        <w:rPr>
-          <w:szCs w:val="24"/>
-        </w:rPr>
-        <w:t xml:space="preserve"> care o </w:t>
-      </w:r>
-      <w:proofErr w:type="spellStart"/>
-      <w:r>
-        <w:rPr>
-          <w:szCs w:val="24"/>
-        </w:rPr>
-        <w:t>aeronavă</w:t>
-      </w:r>
-      <w:proofErr w:type="spellEnd"/>
-      <w:r>
-        <w:rPr>
-          <w:szCs w:val="24"/>
-        </w:rPr>
-        <w:t xml:space="preserve"> </w:t>
-      </w:r>
-      <w:proofErr w:type="spellStart"/>
-      <w:r>
-        <w:rPr>
-          <w:szCs w:val="24"/>
-        </w:rPr>
-        <w:t>își</w:t>
-      </w:r>
-      <w:proofErr w:type="spellEnd"/>
-      <w:r>
-        <w:rPr>
-          <w:szCs w:val="24"/>
-        </w:rPr>
-        <w:t xml:space="preserve"> </w:t>
-      </w:r>
-      <w:proofErr w:type="spellStart"/>
-      <w:r>
-        <w:rPr>
-          <w:szCs w:val="24"/>
-        </w:rPr>
-        <w:t>determină</w:t>
-      </w:r>
-      <w:proofErr w:type="spellEnd"/>
-      <w:r>
-        <w:rPr>
-          <w:szCs w:val="24"/>
-        </w:rPr>
-        <w:t xml:space="preserve"> </w:t>
-      </w:r>
-      <w:proofErr w:type="spellStart"/>
-      <w:r>
-        <w:rPr>
-          <w:szCs w:val="24"/>
-        </w:rPr>
-        <w:t>poziția</w:t>
-      </w:r>
-      <w:proofErr w:type="spellEnd"/>
-      <w:r>
-        <w:rPr>
-          <w:szCs w:val="24"/>
-        </w:rPr>
-        <w:t xml:space="preserve"> </w:t>
-      </w:r>
-      <w:proofErr w:type="spellStart"/>
-      <w:r>
-        <w:rPr>
-          <w:szCs w:val="24"/>
-        </w:rPr>
-        <w:t>prin</w:t>
-      </w:r>
-      <w:proofErr w:type="spellEnd"/>
-      <w:r>
-        <w:rPr>
-          <w:szCs w:val="24"/>
-        </w:rPr>
-        <w:t xml:space="preserve"> </w:t>
-      </w:r>
-      <w:proofErr w:type="spellStart"/>
-      <w:r>
-        <w:rPr>
-          <w:szCs w:val="24"/>
-        </w:rPr>
-        <w:t>navigație</w:t>
-      </w:r>
-      <w:proofErr w:type="spellEnd"/>
-      <w:r>
-        <w:rPr>
-          <w:szCs w:val="24"/>
-        </w:rPr>
-        <w:t xml:space="preserve"> </w:t>
-      </w:r>
-      <w:proofErr w:type="spellStart"/>
-      <w:r>
-        <w:rPr>
-          <w:szCs w:val="24"/>
-        </w:rPr>
-        <w:t>prin</w:t>
-      </w:r>
-      <w:proofErr w:type="spellEnd"/>
-      <w:r>
-        <w:rPr>
-          <w:szCs w:val="24"/>
-        </w:rPr>
-        <w:t xml:space="preserve"> </w:t>
-      </w:r>
-      <w:proofErr w:type="spellStart"/>
-      <w:r>
-        <w:rPr>
-          <w:szCs w:val="24"/>
-        </w:rPr>
-        <w:t>satelit</w:t>
-      </w:r>
-      <w:proofErr w:type="spellEnd"/>
-      <w:r>
-        <w:rPr>
-          <w:szCs w:val="24"/>
-        </w:rPr>
-        <w:t xml:space="preserve"> (GNSS) </w:t>
-      </w:r>
-      <w:proofErr w:type="spellStart"/>
-      <w:r>
-        <w:rPr>
-          <w:szCs w:val="24"/>
-        </w:rPr>
-        <w:t>și</w:t>
-      </w:r>
-      <w:proofErr w:type="spellEnd"/>
-      <w:r>
-        <w:rPr>
-          <w:szCs w:val="24"/>
-        </w:rPr>
-        <w:t xml:space="preserve"> o </w:t>
-      </w:r>
-      <w:proofErr w:type="spellStart"/>
-      <w:r>
-        <w:rPr>
-          <w:szCs w:val="24"/>
-        </w:rPr>
-        <w:t>difuzează</w:t>
-      </w:r>
-      <w:proofErr w:type="spellEnd"/>
-      <w:r>
-        <w:rPr>
-          <w:szCs w:val="24"/>
-        </w:rPr>
-        <w:t xml:space="preserve"> periodic </w:t>
-      </w:r>
-      <w:proofErr w:type="spellStart"/>
-      <w:r>
-        <w:rPr>
-          <w:szCs w:val="24"/>
-        </w:rPr>
-        <w:t>către</w:t>
-      </w:r>
-      <w:proofErr w:type="spellEnd"/>
-      <w:r>
-        <w:rPr>
-          <w:szCs w:val="24"/>
-        </w:rPr>
-        <w:t xml:space="preserve"> </w:t>
-      </w:r>
-      <w:proofErr w:type="spellStart"/>
-      <w:r>
-        <w:rPr>
-          <w:szCs w:val="24"/>
-        </w:rPr>
-        <w:t>stațiile</w:t>
-      </w:r>
-      <w:proofErr w:type="spellEnd"/>
-      <w:r>
-        <w:rPr>
-          <w:szCs w:val="24"/>
-        </w:rPr>
-        <w:t xml:space="preserve"> de </w:t>
-      </w:r>
-      <w:proofErr w:type="spellStart"/>
-      <w:r>
-        <w:rPr>
-          <w:szCs w:val="24"/>
-        </w:rPr>
-        <w:t>sol</w:t>
-      </w:r>
-      <w:proofErr w:type="spellEnd"/>
-      <w:r>
-        <w:rPr>
-          <w:szCs w:val="24"/>
-        </w:rPr>
-        <w:t xml:space="preserve"> </w:t>
-      </w:r>
-      <w:proofErr w:type="spellStart"/>
-      <w:r>
-        <w:rPr>
-          <w:szCs w:val="24"/>
-        </w:rPr>
-        <w:t>și</w:t>
-      </w:r>
-      <w:proofErr w:type="spellEnd"/>
-      <w:r>
-        <w:rPr>
-          <w:szCs w:val="24"/>
-        </w:rPr>
-        <w:t xml:space="preserve"> </w:t>
-      </w:r>
-      <w:proofErr w:type="spellStart"/>
-      <w:r>
-        <w:rPr>
-          <w:szCs w:val="24"/>
-        </w:rPr>
-        <w:t>către</w:t>
-      </w:r>
-      <w:proofErr w:type="spellEnd"/>
-      <w:r>
-        <w:rPr>
-          <w:szCs w:val="24"/>
-        </w:rPr>
-        <w:t xml:space="preserve"> </w:t>
-      </w:r>
-      <w:proofErr w:type="spellStart"/>
-      <w:r>
-        <w:rPr>
-          <w:szCs w:val="24"/>
-        </w:rPr>
-        <w:t>alte</w:t>
-      </w:r>
-      <w:proofErr w:type="spellEnd"/>
-      <w:r>
-        <w:rPr>
-          <w:szCs w:val="24"/>
-        </w:rPr>
-        <w:t xml:space="preserve"> </w:t>
-      </w:r>
-      <w:proofErr w:type="spellStart"/>
-      <w:r>
-        <w:rPr>
-          <w:szCs w:val="24"/>
-        </w:rPr>
-        <w:t>aeronave</w:t>
-      </w:r>
-      <w:proofErr w:type="spellEnd"/>
-      <w:r>
-        <w:rPr>
-          <w:szCs w:val="24"/>
-        </w:rPr>
-        <w:t>.</w:t>
-      </w:r>
-    </w:p>
-    <w:p>
-      <w:pPr>
-        <w:rPr>
-          <w:szCs w:val="24"/>
-        </w:rPr>
-      </w:pPr>
-      <w:proofErr w:type="spellStart"/>
-      <w:r>
-        <w:rPr>
-          <w:szCs w:val="24"/>
-        </w:rPr>
-        <w:t>Termenul</w:t>
-      </w:r>
-      <w:proofErr w:type="spellEnd"/>
-      <w:r>
-        <w:rPr>
-          <w:szCs w:val="24"/>
-        </w:rPr>
-        <w:t xml:space="preserve"> </w:t>
-      </w:r>
-      <w:proofErr w:type="spellStart"/>
-      <w:r>
-        <w:rPr>
-          <w:szCs w:val="24"/>
-        </w:rPr>
-        <w:t>este</w:t>
-      </w:r>
-      <w:proofErr w:type="spellEnd"/>
-      <w:r>
-        <w:rPr>
-          <w:szCs w:val="24"/>
-        </w:rPr>
-        <w:t xml:space="preserve"> </w:t>
-      </w:r>
-      <w:proofErr w:type="spellStart"/>
-      <w:r>
-        <w:rPr>
-          <w:szCs w:val="24"/>
-        </w:rPr>
-        <w:t>definit</w:t>
-      </w:r>
-      <w:proofErr w:type="spellEnd"/>
-      <w:r>
-        <w:rPr>
-          <w:szCs w:val="24"/>
-        </w:rPr>
-        <w:t xml:space="preserve"> </w:t>
-      </w:r>
-      <w:proofErr w:type="spellStart"/>
-      <w:r>
-        <w:rPr>
-          <w:szCs w:val="24"/>
-        </w:rPr>
-        <w:t>prin</w:t>
-      </w:r>
-      <w:proofErr w:type="spellEnd"/>
-      <w:r>
-        <w:rPr>
-          <w:szCs w:val="24"/>
-        </w:rPr>
-        <w:t xml:space="preserve"> </w:t>
-      </w:r>
-      <w:proofErr w:type="spellStart"/>
-      <w:r>
-        <w:rPr>
-          <w:szCs w:val="24"/>
-        </w:rPr>
-        <w:t>patru</w:t>
-      </w:r>
-      <w:proofErr w:type="spellEnd"/>
-      <w:r>
-        <w:rPr>
-          <w:szCs w:val="24"/>
-        </w:rPr>
-        <w:t xml:space="preserve"> </w:t>
-      </w:r>
-      <w:proofErr w:type="spellStart"/>
-      <w:r>
-        <w:rPr>
-          <w:szCs w:val="24"/>
-        </w:rPr>
-        <w:t>piloni</w:t>
-      </w:r>
-      <w:proofErr w:type="spellEnd"/>
-      <w:r>
-        <w:rPr>
-          <w:szCs w:val="24"/>
-        </w:rPr>
-        <w:t xml:space="preserve"> </w:t>
-      </w:r>
-      <w:proofErr w:type="spellStart"/>
-      <w:r>
-        <w:rPr>
-          <w:szCs w:val="24"/>
-        </w:rPr>
-        <w:t>fundamentali</w:t>
-      </w:r>
-      <w:proofErr w:type="spellEnd"/>
-      <w:r>
-        <w:rPr>
-          <w:szCs w:val="24"/>
-        </w:rPr>
-        <w:t>:</w:t>
-      </w:r>
-    </w:p>
-    <w:p>
-      <w:pPr>
-        <w:numPr>
-          <w:ilvl w:val="0"/>
-          <w:numId w:val="1"/>
-        </w:numPr>
-        <w:rPr>
-          <w:szCs w:val="24"/>
-        </w:rPr>
-      </w:pPr>
-      <w:r>
-        <w:rPr>
-          <w:szCs w:val="24"/>
-        </w:rPr>
-        <w:t xml:space="preserve">Automatic (Automat): Nu </w:t>
-      </w:r>
-      <w:proofErr w:type="spellStart"/>
-      <w:r>
-        <w:rPr>
-          <w:szCs w:val="24"/>
-        </w:rPr>
-        <w:t>necesită</w:t>
-      </w:r>
-      <w:proofErr w:type="spellEnd"/>
-      <w:r>
-        <w:rPr>
-          <w:szCs w:val="24"/>
-        </w:rPr>
-        <w:t xml:space="preserve"> </w:t>
-      </w:r>
-      <w:proofErr w:type="spellStart"/>
-      <w:r>
-        <w:rPr>
-          <w:szCs w:val="24"/>
-        </w:rPr>
-        <w:t>intervenția</w:t>
-      </w:r>
-      <w:proofErr w:type="spellEnd"/>
-      <w:r>
-        <w:rPr>
-          <w:szCs w:val="24"/>
-        </w:rPr>
-        <w:t xml:space="preserve"> </w:t>
-      </w:r>
-      <w:proofErr w:type="spellStart"/>
-      <w:r>
-        <w:rPr>
-          <w:szCs w:val="24"/>
-        </w:rPr>
-        <w:t>pilotului</w:t>
-      </w:r>
-      <w:proofErr w:type="spellEnd"/>
-      <w:r>
-        <w:rPr>
-          <w:szCs w:val="24"/>
-        </w:rPr>
-        <w:t xml:space="preserve"> </w:t>
-      </w:r>
-      <w:proofErr w:type="spellStart"/>
-      <w:r>
-        <w:rPr>
-          <w:szCs w:val="24"/>
-        </w:rPr>
-        <w:t>sau</w:t>
-      </w:r>
-      <w:proofErr w:type="spellEnd"/>
-      <w:r>
-        <w:rPr>
-          <w:szCs w:val="24"/>
-        </w:rPr>
-        <w:t xml:space="preserve"> </w:t>
-      </w:r>
-      <w:proofErr w:type="spellStart"/>
-      <w:r>
-        <w:rPr>
-          <w:szCs w:val="24"/>
-        </w:rPr>
-        <w:t>interogări</w:t>
-      </w:r>
-      <w:proofErr w:type="spellEnd"/>
-      <w:r>
-        <w:rPr>
-          <w:szCs w:val="24"/>
-        </w:rPr>
-        <w:t xml:space="preserve"> externe de la </w:t>
-      </w:r>
-      <w:proofErr w:type="spellStart"/>
-      <w:r>
-        <w:rPr>
-          <w:szCs w:val="24"/>
-        </w:rPr>
-        <w:t>sistemele</w:t>
-      </w:r>
-      <w:proofErr w:type="spellEnd"/>
-      <w:r>
-        <w:rPr>
-          <w:szCs w:val="24"/>
-        </w:rPr>
-        <w:t xml:space="preserve"> radar.</w:t>
-      </w:r>
-    </w:p>
-    <w:p>
-      <w:pPr>
-        <w:numPr>
-          <w:ilvl w:val="0"/>
-          <w:numId w:val="1"/>
-        </w:numPr>
-        <w:rPr>
-          <w:szCs w:val="24"/>
-        </w:rPr>
-      </w:pPr>
-      <w:r>
-        <w:rPr>
-          <w:szCs w:val="24"/>
-        </w:rPr>
-        <w:t xml:space="preserve">Dependent (Dependent): </w:t>
-      </w:r>
-      <w:proofErr w:type="spellStart"/>
-      <w:r>
-        <w:rPr>
-          <w:szCs w:val="24"/>
-        </w:rPr>
-        <w:t>Depinde</w:t>
-      </w:r>
-      <w:proofErr w:type="spellEnd"/>
-      <w:r>
-        <w:rPr>
-          <w:szCs w:val="24"/>
-        </w:rPr>
-        <w:t xml:space="preserve"> de </w:t>
-      </w:r>
-      <w:proofErr w:type="spellStart"/>
-      <w:r>
-        <w:rPr>
-          <w:szCs w:val="24"/>
-        </w:rPr>
-        <w:t>datele</w:t>
-      </w:r>
-      <w:proofErr w:type="spellEnd"/>
-      <w:r>
-        <w:rPr>
-          <w:szCs w:val="24"/>
-        </w:rPr>
-        <w:t xml:space="preserve"> de la </w:t>
-      </w:r>
-      <w:proofErr w:type="spellStart"/>
-      <w:r>
-        <w:rPr>
-          <w:szCs w:val="24"/>
-        </w:rPr>
-        <w:t>sistemul</w:t>
-      </w:r>
-      <w:proofErr w:type="spellEnd"/>
-      <w:r>
-        <w:rPr>
-          <w:szCs w:val="24"/>
-        </w:rPr>
-        <w:t xml:space="preserve"> de bord (GPS/GNSS) </w:t>
-      </w:r>
-      <w:proofErr w:type="spellStart"/>
-      <w:r>
-        <w:rPr>
-          <w:szCs w:val="24"/>
-        </w:rPr>
-        <w:t>și</w:t>
-      </w:r>
-      <w:proofErr w:type="spellEnd"/>
-      <w:r>
-        <w:rPr>
-          <w:szCs w:val="24"/>
-        </w:rPr>
-        <w:t xml:space="preserve"> de un transponder </w:t>
-      </w:r>
-      <w:proofErr w:type="spellStart"/>
-      <w:r>
-        <w:rPr>
-          <w:szCs w:val="24"/>
-        </w:rPr>
-        <w:t>funcțional</w:t>
-      </w:r>
-      <w:proofErr w:type="spellEnd"/>
-      <w:r>
-        <w:rPr>
-          <w:szCs w:val="24"/>
-        </w:rPr>
-        <w:t>.</w:t>
-      </w:r>
-    </w:p>
-    <w:p>
-      <w:pPr>
-        <w:numPr>
-          <w:ilvl w:val="0"/>
-          <w:numId w:val="1"/>
-        </w:numPr>
-        <w:rPr>
-          <w:szCs w:val="24"/>
-        </w:rPr>
-      </w:pPr>
-      <w:r>
-        <w:rPr>
-          <w:szCs w:val="24"/>
-        </w:rPr>
-        <w:t>Surveillance (</w:t>
-      </w:r>
-      <w:proofErr w:type="spellStart"/>
-      <w:r>
-        <w:rPr>
-          <w:szCs w:val="24"/>
-        </w:rPr>
-        <w:t>Supraveghere</w:t>
-      </w:r>
-      <w:proofErr w:type="spellEnd"/>
-      <w:r>
-        <w:rPr>
-          <w:szCs w:val="24"/>
-        </w:rPr>
-        <w:t xml:space="preserve">): </w:t>
-      </w:r>
-      <w:proofErr w:type="spellStart"/>
-      <w:r>
-        <w:rPr>
-          <w:szCs w:val="24"/>
-        </w:rPr>
-        <w:t>Furnizează</w:t>
-      </w:r>
-      <w:proofErr w:type="spellEnd"/>
-      <w:r>
-        <w:rPr>
-          <w:szCs w:val="24"/>
-        </w:rPr>
-        <w:t xml:space="preserve"> date de stare (</w:t>
-      </w:r>
-      <w:proofErr w:type="spellStart"/>
-      <w:r>
-        <w:rPr>
-          <w:szCs w:val="24"/>
-        </w:rPr>
-        <w:t>poziție</w:t>
-      </w:r>
-      <w:proofErr w:type="spellEnd"/>
-      <w:r>
-        <w:rPr>
-          <w:szCs w:val="24"/>
-        </w:rPr>
-        <w:t xml:space="preserve">, </w:t>
-      </w:r>
-      <w:proofErr w:type="spellStart"/>
-      <w:r>
-        <w:rPr>
-          <w:szCs w:val="24"/>
-        </w:rPr>
-        <w:t>viteză</w:t>
-      </w:r>
-      <w:proofErr w:type="spellEnd"/>
-      <w:r>
-        <w:rPr>
-          <w:szCs w:val="24"/>
-        </w:rPr>
-        <w:t xml:space="preserve">, </w:t>
-      </w:r>
-      <w:proofErr w:type="spellStart"/>
-      <w:r>
-        <w:rPr>
-          <w:szCs w:val="24"/>
-        </w:rPr>
-        <w:t>altitudine</w:t>
-      </w:r>
-      <w:proofErr w:type="spellEnd"/>
-      <w:r>
-        <w:rPr>
-          <w:szCs w:val="24"/>
-        </w:rPr>
-        <w:t>).</w:t>
-      </w:r>
-    </w:p>
-    <w:p>
-      <w:pPr>
-        <w:numPr>
-          <w:ilvl w:val="0"/>
-          <w:numId w:val="1"/>
-        </w:numPr>
-        <w:rPr>
-          <w:szCs w:val="24"/>
-        </w:rPr>
-      </w:pPr>
-      <w:r>
-        <w:rPr>
-          <w:szCs w:val="24"/>
-        </w:rPr>
-        <w:t>Broadcast (</w:t>
-      </w:r>
-      <w:proofErr w:type="spellStart"/>
-      <w:r>
-        <w:rPr>
-          <w:szCs w:val="24"/>
-        </w:rPr>
-        <w:t>Difuzare</w:t>
-      </w:r>
-      <w:proofErr w:type="spellEnd"/>
-      <w:r>
-        <w:rPr>
-          <w:szCs w:val="24"/>
-        </w:rPr>
-        <w:t xml:space="preserve">): </w:t>
-      </w:r>
-      <w:proofErr w:type="spellStart"/>
-      <w:r>
-        <w:rPr>
-          <w:szCs w:val="24"/>
-        </w:rPr>
-        <w:t>Semnalul</w:t>
-      </w:r>
-      <w:proofErr w:type="spellEnd"/>
-      <w:r>
-        <w:rPr>
-          <w:szCs w:val="24"/>
-        </w:rPr>
-        <w:t xml:space="preserve"> </w:t>
-      </w:r>
-      <w:proofErr w:type="spellStart"/>
-      <w:r>
-        <w:rPr>
-          <w:szCs w:val="24"/>
-        </w:rPr>
-        <w:t>este</w:t>
-      </w:r>
-      <w:proofErr w:type="spellEnd"/>
-      <w:r>
-        <w:rPr>
-          <w:szCs w:val="24"/>
-        </w:rPr>
-        <w:t xml:space="preserve"> </w:t>
-      </w:r>
-      <w:proofErr w:type="spellStart"/>
-      <w:r>
-        <w:rPr>
-          <w:szCs w:val="24"/>
-        </w:rPr>
-        <w:t>transmis</w:t>
-      </w:r>
-      <w:proofErr w:type="spellEnd"/>
-      <w:r>
-        <w:rPr>
-          <w:szCs w:val="24"/>
-        </w:rPr>
-        <w:t xml:space="preserve"> </w:t>
-      </w:r>
-      <w:proofErr w:type="spellStart"/>
-      <w:r>
-        <w:rPr>
-          <w:szCs w:val="24"/>
-        </w:rPr>
-        <w:t>către</w:t>
-      </w:r>
-      <w:proofErr w:type="spellEnd"/>
-      <w:r>
-        <w:rPr>
-          <w:szCs w:val="24"/>
-        </w:rPr>
-        <w:t xml:space="preserve"> </w:t>
-      </w:r>
-      <w:proofErr w:type="spellStart"/>
-      <w:r>
-        <w:rPr>
-          <w:szCs w:val="24"/>
-        </w:rPr>
-        <w:t>orice</w:t>
-      </w:r>
-      <w:proofErr w:type="spellEnd"/>
-      <w:r>
-        <w:rPr>
-          <w:szCs w:val="24"/>
-        </w:rPr>
-        <w:t xml:space="preserve"> receptor </w:t>
-      </w:r>
-      <w:proofErr w:type="spellStart"/>
-      <w:r>
-        <w:rPr>
-          <w:szCs w:val="24"/>
-        </w:rPr>
-        <w:t>echipat</w:t>
-      </w:r>
-      <w:proofErr w:type="spellEnd"/>
-      <w:r>
-        <w:rPr>
-          <w:szCs w:val="24"/>
-        </w:rPr>
-        <w:t xml:space="preserve">, </w:t>
-      </w:r>
-      <w:proofErr w:type="spellStart"/>
-      <w:r>
-        <w:rPr>
-          <w:szCs w:val="24"/>
-        </w:rPr>
-        <w:t>fără</w:t>
-      </w:r>
-      <w:proofErr w:type="spellEnd"/>
-      <w:r>
-        <w:rPr>
-          <w:szCs w:val="24"/>
-        </w:rPr>
-        <w:t xml:space="preserve"> a fi </w:t>
-      </w:r>
-      <w:proofErr w:type="spellStart"/>
-      <w:r>
-        <w:rPr>
-          <w:szCs w:val="24"/>
-        </w:rPr>
-        <w:t>direcționat</w:t>
-      </w:r>
-      <w:proofErr w:type="spellEnd"/>
-      <w:r>
-        <w:rPr>
-          <w:szCs w:val="24"/>
-        </w:rPr>
-        <w:t xml:space="preserve"> </w:t>
-      </w:r>
-      <w:proofErr w:type="spellStart"/>
-      <w:r>
-        <w:rPr>
-          <w:szCs w:val="24"/>
-        </w:rPr>
-        <w:t>către</w:t>
-      </w:r>
-      <w:proofErr w:type="spellEnd"/>
-      <w:r>
-        <w:rPr>
-          <w:szCs w:val="24"/>
-        </w:rPr>
-        <w:t xml:space="preserve"> o </w:t>
-      </w:r>
-      <w:proofErr w:type="spellStart"/>
-      <w:r>
-        <w:rPr>
-          <w:szCs w:val="24"/>
-        </w:rPr>
-        <w:t>singură</w:t>
-      </w:r>
-      <w:proofErr w:type="spellEnd"/>
-      <w:r>
-        <w:rPr>
-          <w:szCs w:val="24"/>
-        </w:rPr>
-        <w:t xml:space="preserve"> </w:t>
-      </w:r>
-      <w:proofErr w:type="spellStart"/>
-      <w:r>
-        <w:rPr>
-          <w:szCs w:val="24"/>
-        </w:rPr>
-        <w:t>țintă</w:t>
-      </w:r>
-      <w:proofErr w:type="spellEnd"/>
-      <w:r>
-        <w:rPr>
-          <w:szCs w:val="24"/>
-        </w:rPr>
-        <w:t>.</w:t>
-      </w:r>
-    </w:p>
-    <w:p/>
-    <w:p>
-      <w:pPr>
         <w:pStyle w:val="Heading2"/>
         <w:rPr>
           <w:rFonts w:ascii="Times New Roman" w:hAnsi="Times New Roman" w:cs="Times New Roman"/>
@@ -2862,9 +1997,10 @@
           <w:color w:val="auto"/>
           <w:sz w:val="28"/>
           <w:szCs w:val="28"/>
-        </w:rPr>
-      </w:pPr>
-      <w:bookmarkStart w:id="3" w:name="_Toc226304260"/>
+          <w:lang w:val="ro-RO"/>
+        </w:rPr>
+      </w:pPr>
+      <w:bookmarkStart w:id="2" w:name="_Toc226312020"/>
       <w:r>
         <w:rPr>
           <w:rFonts w:ascii="Times New Roman" w:hAnsi="Times New Roman" w:cs="Times New Roman"/>
@@ -2873,10 +2009,10 @@
           <w:color w:val="auto"/>
           <w:sz w:val="28"/>
           <w:szCs w:val="28"/>
-        </w:rPr>
-        <w:t xml:space="preserve">2.2 </w:t>
-      </w:r>
-      <w:proofErr w:type="spellStart"/>
+          <w:lang w:val="ro-RO"/>
+        </w:rPr>
+        <w:t xml:space="preserve">2.1 </w:t>
+      </w:r>
       <w:r>
         <w:rPr>
           <w:rFonts w:ascii="Times New Roman" w:hAnsi="Times New Roman" w:cs="Times New Roman"/>
@@ -2885,11 +2021,29 @@
           <w:color w:val="auto"/>
           <w:sz w:val="28"/>
           <w:szCs w:val="28"/>
-        </w:rPr>
-        <w:t>Caracteristicile</w:t>
-      </w:r>
-      <w:proofErr w:type="spellEnd"/>
-      <w:r>
+          <w:lang w:val="ro-RO"/>
+        </w:rPr>
+        <w:t>Scurt istoric</w:t>
+      </w:r>
+      <w:bookmarkEnd w:id="2"/>
+    </w:p>
+    <w:p>
+      <w:pPr>
+        <w:rPr>
+          <w:lang w:val="ro-RO"/>
+        </w:rPr>
+      </w:pPr>
+    </w:p>
+    <w:p>
+      <w:pPr>
+        <w:rPr>
+          <w:lang w:val="ro-RO"/>
+        </w:rPr>
+      </w:pPr>
+    </w:p>
+    <w:p>
+      <w:pPr>
+        <w:pStyle w:val="Heading2"/>
         <w:rPr>
           <w:rFonts w:ascii="Times New Roman" w:hAnsi="Times New Roman" w:cs="Times New Roman"/>
           <w:b/>
@@ -2898,9 +2052,8 @@
           <w:sz w:val="28"/>
           <w:szCs w:val="28"/>
         </w:rPr>
-        <w:t xml:space="preserve"> </w:t>
-      </w:r>
-      <w:proofErr w:type="spellStart"/>
+      </w:pPr>
+      <w:bookmarkStart w:id="3" w:name="_Toc226312021"/>
       <w:r>
         <w:rPr>
           <w:rFonts w:ascii="Times New Roman" w:hAnsi="Times New Roman" w:cs="Times New Roman"/>
@@ -2909,10 +2062,10 @@
           <w:color w:val="auto"/>
           <w:sz w:val="28"/>
           <w:szCs w:val="28"/>
-        </w:rPr>
-        <w:t>Semnalului</w:t>
-      </w:r>
-      <w:proofErr w:type="spellEnd"/>
+          <w:lang w:val="ro-RO"/>
+        </w:rPr>
+        <w:t>2.</w:t>
+      </w:r>
       <w:r>
         <w:rPr>
           <w:rFonts w:ascii="Times New Roman" w:hAnsi="Times New Roman" w:cs="Times New Roman"/>
@@ -2921,10 +2074,1000 @@
           <w:color w:val="auto"/>
           <w:sz w:val="28"/>
           <w:szCs w:val="28"/>
+          <w:lang w:val="ro-RO"/>
+        </w:rPr>
+        <w:t>2</w:t>
+      </w:r>
+      <w:r>
+        <w:rPr>
+          <w:rFonts w:ascii="Times New Roman" w:hAnsi="Times New Roman" w:cs="Times New Roman"/>
+          <w:b/>
+          <w:bCs/>
+          <w:color w:val="auto"/>
+          <w:sz w:val="28"/>
+          <w:szCs w:val="28"/>
+          <w:lang w:val="ro-RO"/>
+        </w:rPr>
+        <w:t xml:space="preserve"> </w:t>
+      </w:r>
+      <w:proofErr w:type="spellStart"/>
+      <w:r>
+        <w:rPr>
+          <w:rFonts w:ascii="Times New Roman" w:hAnsi="Times New Roman" w:cs="Times New Roman"/>
+          <w:b/>
+          <w:bCs/>
+          <w:color w:val="auto"/>
+          <w:sz w:val="28"/>
+          <w:szCs w:val="28"/>
+        </w:rPr>
+        <w:t>Conceptul</w:t>
+      </w:r>
+      <w:proofErr w:type="spellEnd"/>
+      <w:r>
+        <w:rPr>
+          <w:rFonts w:ascii="Times New Roman" w:hAnsi="Times New Roman" w:cs="Times New Roman"/>
+          <w:b/>
+          <w:bCs/>
+          <w:color w:val="auto"/>
+          <w:sz w:val="28"/>
+          <w:szCs w:val="28"/>
+        </w:rPr>
+        <w:t xml:space="preserve"> ADS-B (Automatic Dependent Surveillance-Broadcast)</w:t>
+      </w:r>
+      <w:bookmarkEnd w:id="3"/>
+    </w:p>
+    <w:p>
+      <w:pPr>
+        <w:ind w:firstLine="720"/>
+        <w:rPr>
+          <w:szCs w:val="24"/>
+        </w:rPr>
+      </w:pPr>
+      <w:proofErr w:type="spellStart"/>
+      <w:r>
+        <w:rPr>
+          <w:szCs w:val="24"/>
+        </w:rPr>
+        <w:t>Sistemul</w:t>
+      </w:r>
+      <w:proofErr w:type="spellEnd"/>
+      <w:r>
+        <w:rPr>
+          <w:szCs w:val="24"/>
+        </w:rPr>
+        <w:t xml:space="preserve"> ADS-B </w:t>
+      </w:r>
+      <w:proofErr w:type="spellStart"/>
+      <w:r>
+        <w:rPr>
+          <w:szCs w:val="24"/>
+        </w:rPr>
+        <w:t>reprezintă</w:t>
+      </w:r>
+      <w:proofErr w:type="spellEnd"/>
+      <w:r>
+        <w:rPr>
+          <w:szCs w:val="24"/>
+        </w:rPr>
+        <w:t xml:space="preserve"> o </w:t>
+      </w:r>
+      <w:proofErr w:type="spellStart"/>
+      <w:r>
+        <w:rPr>
+          <w:szCs w:val="24"/>
+        </w:rPr>
+        <w:t>tehnologie</w:t>
+      </w:r>
+      <w:proofErr w:type="spellEnd"/>
+      <w:r>
+        <w:rPr>
+          <w:szCs w:val="24"/>
+        </w:rPr>
+        <w:t xml:space="preserve"> de </w:t>
+      </w:r>
+      <w:proofErr w:type="spellStart"/>
+      <w:r>
+        <w:rPr>
+          <w:szCs w:val="24"/>
+        </w:rPr>
+        <w:t>supraveghere</w:t>
+      </w:r>
+      <w:proofErr w:type="spellEnd"/>
+      <w:r>
+        <w:rPr>
+          <w:szCs w:val="24"/>
+        </w:rPr>
+        <w:t xml:space="preserve"> </w:t>
+      </w:r>
+      <w:proofErr w:type="spellStart"/>
+      <w:r>
+        <w:rPr>
+          <w:szCs w:val="24"/>
+        </w:rPr>
+        <w:t>în</w:t>
+      </w:r>
+      <w:proofErr w:type="spellEnd"/>
+      <w:r>
+        <w:rPr>
+          <w:szCs w:val="24"/>
+        </w:rPr>
+        <w:t xml:space="preserve"> care o </w:t>
+      </w:r>
+      <w:proofErr w:type="spellStart"/>
+      <w:r>
+        <w:rPr>
+          <w:szCs w:val="24"/>
+        </w:rPr>
+        <w:t>aeronavă</w:t>
+      </w:r>
+      <w:proofErr w:type="spellEnd"/>
+      <w:r>
+        <w:rPr>
+          <w:szCs w:val="24"/>
+        </w:rPr>
+        <w:t xml:space="preserve"> </w:t>
+      </w:r>
+      <w:proofErr w:type="spellStart"/>
+      <w:r>
+        <w:rPr>
+          <w:szCs w:val="24"/>
+        </w:rPr>
+        <w:t>își</w:t>
+      </w:r>
+      <w:proofErr w:type="spellEnd"/>
+      <w:r>
+        <w:rPr>
+          <w:szCs w:val="24"/>
+        </w:rPr>
+        <w:t xml:space="preserve"> </w:t>
+      </w:r>
+      <w:proofErr w:type="spellStart"/>
+      <w:r>
+        <w:rPr>
+          <w:szCs w:val="24"/>
+        </w:rPr>
+        <w:t>determină</w:t>
+      </w:r>
+      <w:proofErr w:type="spellEnd"/>
+      <w:r>
+        <w:rPr>
+          <w:szCs w:val="24"/>
+        </w:rPr>
+        <w:t xml:space="preserve"> </w:t>
+      </w:r>
+      <w:proofErr w:type="spellStart"/>
+      <w:r>
+        <w:rPr>
+          <w:szCs w:val="24"/>
+        </w:rPr>
+        <w:t>poziția</w:t>
+      </w:r>
+      <w:proofErr w:type="spellEnd"/>
+      <w:r>
+        <w:rPr>
+          <w:szCs w:val="24"/>
+        </w:rPr>
+        <w:t xml:space="preserve"> </w:t>
+      </w:r>
+      <w:proofErr w:type="spellStart"/>
+      <w:r>
+        <w:rPr>
+          <w:szCs w:val="24"/>
+        </w:rPr>
+        <w:t>prin</w:t>
+      </w:r>
+      <w:proofErr w:type="spellEnd"/>
+      <w:r>
+        <w:rPr>
+          <w:szCs w:val="24"/>
+        </w:rPr>
+        <w:t xml:space="preserve"> </w:t>
+      </w:r>
+      <w:proofErr w:type="spellStart"/>
+      <w:r>
+        <w:rPr>
+          <w:szCs w:val="24"/>
+        </w:rPr>
+        <w:t>navigație</w:t>
+      </w:r>
+      <w:proofErr w:type="spellEnd"/>
+      <w:r>
+        <w:rPr>
+          <w:szCs w:val="24"/>
+        </w:rPr>
+        <w:t xml:space="preserve"> </w:t>
+      </w:r>
+      <w:proofErr w:type="spellStart"/>
+      <w:r>
+        <w:rPr>
+          <w:szCs w:val="24"/>
+        </w:rPr>
+        <w:t>prin</w:t>
+      </w:r>
+      <w:proofErr w:type="spellEnd"/>
+      <w:r>
+        <w:rPr>
+          <w:szCs w:val="24"/>
+        </w:rPr>
+        <w:t xml:space="preserve"> </w:t>
+      </w:r>
+      <w:proofErr w:type="spellStart"/>
+      <w:r>
+        <w:rPr>
+          <w:szCs w:val="24"/>
+        </w:rPr>
+        <w:t>satelit</w:t>
+      </w:r>
+      <w:proofErr w:type="spellEnd"/>
+      <w:r>
+        <w:rPr>
+          <w:szCs w:val="24"/>
+        </w:rPr>
+        <w:t xml:space="preserve"> (GNSS) </w:t>
+      </w:r>
+      <w:proofErr w:type="spellStart"/>
+      <w:r>
+        <w:rPr>
+          <w:szCs w:val="24"/>
+        </w:rPr>
+        <w:t>și</w:t>
+      </w:r>
+      <w:proofErr w:type="spellEnd"/>
+      <w:r>
+        <w:rPr>
+          <w:szCs w:val="24"/>
+        </w:rPr>
+        <w:t xml:space="preserve"> o </w:t>
+      </w:r>
+      <w:proofErr w:type="spellStart"/>
+      <w:r>
+        <w:rPr>
+          <w:szCs w:val="24"/>
+        </w:rPr>
+        <w:t>difuzează</w:t>
+      </w:r>
+      <w:proofErr w:type="spellEnd"/>
+      <w:r>
+        <w:rPr>
+          <w:szCs w:val="24"/>
+        </w:rPr>
+        <w:t xml:space="preserve"> periodic </w:t>
+      </w:r>
+      <w:proofErr w:type="spellStart"/>
+      <w:r>
+        <w:rPr>
+          <w:szCs w:val="24"/>
+        </w:rPr>
+        <w:t>către</w:t>
+      </w:r>
+      <w:proofErr w:type="spellEnd"/>
+      <w:r>
+        <w:rPr>
+          <w:szCs w:val="24"/>
+        </w:rPr>
+        <w:t xml:space="preserve"> </w:t>
+      </w:r>
+      <w:proofErr w:type="spellStart"/>
+      <w:r>
+        <w:rPr>
+          <w:szCs w:val="24"/>
+        </w:rPr>
+        <w:t>stațiile</w:t>
+      </w:r>
+      <w:proofErr w:type="spellEnd"/>
+      <w:r>
+        <w:rPr>
+          <w:szCs w:val="24"/>
+        </w:rPr>
+        <w:t xml:space="preserve"> de </w:t>
+      </w:r>
+      <w:proofErr w:type="spellStart"/>
+      <w:r>
+        <w:rPr>
+          <w:szCs w:val="24"/>
+        </w:rPr>
+        <w:t>sol</w:t>
+      </w:r>
+      <w:proofErr w:type="spellEnd"/>
+      <w:r>
+        <w:rPr>
+          <w:szCs w:val="24"/>
+        </w:rPr>
+        <w:t xml:space="preserve"> </w:t>
+      </w:r>
+      <w:proofErr w:type="spellStart"/>
+      <w:r>
+        <w:rPr>
+          <w:szCs w:val="24"/>
+        </w:rPr>
+        <w:t>și</w:t>
+      </w:r>
+      <w:proofErr w:type="spellEnd"/>
+      <w:r>
+        <w:rPr>
+          <w:szCs w:val="24"/>
+        </w:rPr>
+        <w:t xml:space="preserve"> </w:t>
+      </w:r>
+      <w:proofErr w:type="spellStart"/>
+      <w:r>
+        <w:rPr>
+          <w:szCs w:val="24"/>
+        </w:rPr>
+        <w:t>către</w:t>
+      </w:r>
+      <w:proofErr w:type="spellEnd"/>
+      <w:r>
+        <w:rPr>
+          <w:szCs w:val="24"/>
+        </w:rPr>
+        <w:t xml:space="preserve"> </w:t>
+      </w:r>
+      <w:proofErr w:type="spellStart"/>
+      <w:r>
+        <w:rPr>
+          <w:szCs w:val="24"/>
+        </w:rPr>
+        <w:t>alte</w:t>
+      </w:r>
+      <w:proofErr w:type="spellEnd"/>
+      <w:r>
+        <w:rPr>
+          <w:szCs w:val="24"/>
+        </w:rPr>
+        <w:t xml:space="preserve"> </w:t>
+      </w:r>
+      <w:proofErr w:type="spellStart"/>
+      <w:r>
+        <w:rPr>
+          <w:szCs w:val="24"/>
+        </w:rPr>
+        <w:t>aeronave</w:t>
+      </w:r>
+      <w:proofErr w:type="spellEnd"/>
+      <w:r>
+        <w:rPr>
+          <w:szCs w:val="24"/>
+        </w:rPr>
+        <w:t>.</w:t>
+      </w:r>
+    </w:p>
+    <w:p>
+      <w:pPr>
+        <w:rPr>
+          <w:szCs w:val="24"/>
+        </w:rPr>
+      </w:pPr>
+      <w:proofErr w:type="spellStart"/>
+      <w:r>
+        <w:rPr>
+          <w:szCs w:val="24"/>
+        </w:rPr>
+        <w:t>Termenul</w:t>
+      </w:r>
+      <w:proofErr w:type="spellEnd"/>
+      <w:r>
+        <w:rPr>
+          <w:szCs w:val="24"/>
+        </w:rPr>
+        <w:t xml:space="preserve"> </w:t>
+      </w:r>
+      <w:proofErr w:type="spellStart"/>
+      <w:r>
+        <w:rPr>
+          <w:szCs w:val="24"/>
+        </w:rPr>
+        <w:t>este</w:t>
+      </w:r>
+      <w:proofErr w:type="spellEnd"/>
+      <w:r>
+        <w:rPr>
+          <w:szCs w:val="24"/>
+        </w:rPr>
+        <w:t xml:space="preserve"> </w:t>
+      </w:r>
+      <w:proofErr w:type="spellStart"/>
+      <w:r>
+        <w:rPr>
+          <w:szCs w:val="24"/>
+        </w:rPr>
+        <w:t>definit</w:t>
+      </w:r>
+      <w:proofErr w:type="spellEnd"/>
+      <w:r>
+        <w:rPr>
+          <w:szCs w:val="24"/>
+        </w:rPr>
+        <w:t xml:space="preserve"> </w:t>
+      </w:r>
+      <w:proofErr w:type="spellStart"/>
+      <w:r>
+        <w:rPr>
+          <w:szCs w:val="24"/>
+        </w:rPr>
+        <w:t>prin</w:t>
+      </w:r>
+      <w:proofErr w:type="spellEnd"/>
+      <w:r>
+        <w:rPr>
+          <w:szCs w:val="24"/>
+        </w:rPr>
+        <w:t xml:space="preserve"> </w:t>
+      </w:r>
+      <w:proofErr w:type="spellStart"/>
+      <w:r>
+        <w:rPr>
+          <w:szCs w:val="24"/>
+        </w:rPr>
+        <w:t>patru</w:t>
+      </w:r>
+      <w:proofErr w:type="spellEnd"/>
+      <w:r>
+        <w:rPr>
+          <w:szCs w:val="24"/>
+        </w:rPr>
+        <w:t xml:space="preserve"> </w:t>
+      </w:r>
+      <w:proofErr w:type="spellStart"/>
+      <w:r>
+        <w:rPr>
+          <w:szCs w:val="24"/>
+        </w:rPr>
+        <w:t>piloni</w:t>
+      </w:r>
+      <w:proofErr w:type="spellEnd"/>
+      <w:r>
+        <w:rPr>
+          <w:szCs w:val="24"/>
+        </w:rPr>
+        <w:t xml:space="preserve"> </w:t>
+      </w:r>
+      <w:proofErr w:type="spellStart"/>
+      <w:r>
+        <w:rPr>
+          <w:szCs w:val="24"/>
+        </w:rPr>
+        <w:t>fundamentali</w:t>
+      </w:r>
+      <w:proofErr w:type="spellEnd"/>
+      <w:r>
+        <w:rPr>
+          <w:szCs w:val="24"/>
+        </w:rPr>
+        <w:t>:</w:t>
+      </w:r>
+    </w:p>
+    <w:p>
+      <w:pPr>
+        <w:numPr>
+          <w:ilvl w:val="0"/>
+          <w:numId w:val="1"/>
+        </w:numPr>
+        <w:rPr>
+          <w:szCs w:val="24"/>
+        </w:rPr>
+      </w:pPr>
+      <w:r>
+        <w:rPr>
+          <w:szCs w:val="24"/>
+        </w:rPr>
+        <w:t xml:space="preserve">Automatic (Automat): Nu </w:t>
+      </w:r>
+      <w:proofErr w:type="spellStart"/>
+      <w:r>
+        <w:rPr>
+          <w:szCs w:val="24"/>
+        </w:rPr>
+        <w:t>necesită</w:t>
+      </w:r>
+      <w:proofErr w:type="spellEnd"/>
+      <w:r>
+        <w:rPr>
+          <w:szCs w:val="24"/>
+        </w:rPr>
+        <w:t xml:space="preserve"> </w:t>
+      </w:r>
+      <w:proofErr w:type="spellStart"/>
+      <w:r>
+        <w:rPr>
+          <w:szCs w:val="24"/>
+        </w:rPr>
+        <w:t>intervenția</w:t>
+      </w:r>
+      <w:proofErr w:type="spellEnd"/>
+      <w:r>
+        <w:rPr>
+          <w:szCs w:val="24"/>
+        </w:rPr>
+        <w:t xml:space="preserve"> </w:t>
+      </w:r>
+      <w:proofErr w:type="spellStart"/>
+      <w:r>
+        <w:rPr>
+          <w:szCs w:val="24"/>
+        </w:rPr>
+        <w:t>pilotului</w:t>
+      </w:r>
+      <w:proofErr w:type="spellEnd"/>
+      <w:r>
+        <w:rPr>
+          <w:szCs w:val="24"/>
+        </w:rPr>
+        <w:t xml:space="preserve"> </w:t>
+      </w:r>
+      <w:proofErr w:type="spellStart"/>
+      <w:r>
+        <w:rPr>
+          <w:szCs w:val="24"/>
+        </w:rPr>
+        <w:t>sau</w:t>
+      </w:r>
+      <w:proofErr w:type="spellEnd"/>
+      <w:r>
+        <w:rPr>
+          <w:szCs w:val="24"/>
+        </w:rPr>
+        <w:t xml:space="preserve"> </w:t>
+      </w:r>
+      <w:proofErr w:type="spellStart"/>
+      <w:r>
+        <w:rPr>
+          <w:szCs w:val="24"/>
+        </w:rPr>
+        <w:t>interogări</w:t>
+      </w:r>
+      <w:proofErr w:type="spellEnd"/>
+      <w:r>
+        <w:rPr>
+          <w:szCs w:val="24"/>
+        </w:rPr>
+        <w:t xml:space="preserve"> externe de la </w:t>
+      </w:r>
+      <w:proofErr w:type="spellStart"/>
+      <w:r>
+        <w:rPr>
+          <w:szCs w:val="24"/>
+        </w:rPr>
+        <w:t>sistemele</w:t>
+      </w:r>
+      <w:proofErr w:type="spellEnd"/>
+      <w:r>
+        <w:rPr>
+          <w:szCs w:val="24"/>
+        </w:rPr>
+        <w:t xml:space="preserve"> radar.</w:t>
+      </w:r>
+    </w:p>
+    <w:p>
+      <w:pPr>
+        <w:numPr>
+          <w:ilvl w:val="0"/>
+          <w:numId w:val="1"/>
+        </w:numPr>
+        <w:rPr>
+          <w:szCs w:val="24"/>
+        </w:rPr>
+      </w:pPr>
+      <w:r>
+        <w:rPr>
+          <w:szCs w:val="24"/>
+        </w:rPr>
+        <w:t xml:space="preserve">Dependent (Dependent): </w:t>
+      </w:r>
+      <w:proofErr w:type="spellStart"/>
+      <w:r>
+        <w:rPr>
+          <w:szCs w:val="24"/>
+        </w:rPr>
+        <w:t>Depinde</w:t>
+      </w:r>
+      <w:proofErr w:type="spellEnd"/>
+      <w:r>
+        <w:rPr>
+          <w:szCs w:val="24"/>
+        </w:rPr>
+        <w:t xml:space="preserve"> de </w:t>
+      </w:r>
+      <w:proofErr w:type="spellStart"/>
+      <w:r>
+        <w:rPr>
+          <w:szCs w:val="24"/>
+        </w:rPr>
+        <w:t>datele</w:t>
+      </w:r>
+      <w:proofErr w:type="spellEnd"/>
+      <w:r>
+        <w:rPr>
+          <w:szCs w:val="24"/>
+        </w:rPr>
+        <w:t xml:space="preserve"> de la </w:t>
+      </w:r>
+      <w:proofErr w:type="spellStart"/>
+      <w:r>
+        <w:rPr>
+          <w:szCs w:val="24"/>
+        </w:rPr>
+        <w:t>sistemul</w:t>
+      </w:r>
+      <w:proofErr w:type="spellEnd"/>
+      <w:r>
+        <w:rPr>
+          <w:szCs w:val="24"/>
+        </w:rPr>
+        <w:t xml:space="preserve"> de bord (GPS/GNSS) </w:t>
+      </w:r>
+      <w:proofErr w:type="spellStart"/>
+      <w:r>
+        <w:rPr>
+          <w:szCs w:val="24"/>
+        </w:rPr>
+        <w:t>și</w:t>
+      </w:r>
+      <w:proofErr w:type="spellEnd"/>
+      <w:r>
+        <w:rPr>
+          <w:szCs w:val="24"/>
+        </w:rPr>
+        <w:t xml:space="preserve"> de un transponder </w:t>
+      </w:r>
+      <w:proofErr w:type="spellStart"/>
+      <w:r>
+        <w:rPr>
+          <w:szCs w:val="24"/>
+        </w:rPr>
+        <w:t>funcțional</w:t>
+      </w:r>
+      <w:proofErr w:type="spellEnd"/>
+      <w:r>
+        <w:rPr>
+          <w:szCs w:val="24"/>
+        </w:rPr>
+        <w:t>.</w:t>
+      </w:r>
+    </w:p>
+    <w:p>
+      <w:pPr>
+        <w:numPr>
+          <w:ilvl w:val="0"/>
+          <w:numId w:val="1"/>
+        </w:numPr>
+        <w:rPr>
+          <w:szCs w:val="24"/>
+        </w:rPr>
+      </w:pPr>
+      <w:r>
+        <w:rPr>
+          <w:szCs w:val="24"/>
+        </w:rPr>
+        <w:t>Surveillance (</w:t>
+      </w:r>
+      <w:proofErr w:type="spellStart"/>
+      <w:r>
+        <w:rPr>
+          <w:szCs w:val="24"/>
+        </w:rPr>
+        <w:t>Supraveghere</w:t>
+      </w:r>
+      <w:proofErr w:type="spellEnd"/>
+      <w:r>
+        <w:rPr>
+          <w:szCs w:val="24"/>
+        </w:rPr>
+        <w:t xml:space="preserve">): </w:t>
+      </w:r>
+      <w:proofErr w:type="spellStart"/>
+      <w:r>
+        <w:rPr>
+          <w:szCs w:val="24"/>
+        </w:rPr>
+        <w:t>Furnizează</w:t>
+      </w:r>
+      <w:proofErr w:type="spellEnd"/>
+      <w:r>
+        <w:rPr>
+          <w:szCs w:val="24"/>
+        </w:rPr>
+        <w:t xml:space="preserve"> date de stare (</w:t>
+      </w:r>
+      <w:proofErr w:type="spellStart"/>
+      <w:r>
+        <w:rPr>
+          <w:szCs w:val="24"/>
+        </w:rPr>
+        <w:t>poziție</w:t>
+      </w:r>
+      <w:proofErr w:type="spellEnd"/>
+      <w:r>
+        <w:rPr>
+          <w:szCs w:val="24"/>
+        </w:rPr>
+        <w:t xml:space="preserve">, </w:t>
+      </w:r>
+      <w:proofErr w:type="spellStart"/>
+      <w:r>
+        <w:rPr>
+          <w:szCs w:val="24"/>
+        </w:rPr>
+        <w:t>viteză</w:t>
+      </w:r>
+      <w:proofErr w:type="spellEnd"/>
+      <w:r>
+        <w:rPr>
+          <w:szCs w:val="24"/>
+        </w:rPr>
+        <w:t xml:space="preserve">, </w:t>
+      </w:r>
+      <w:proofErr w:type="spellStart"/>
+      <w:r>
+        <w:rPr>
+          <w:szCs w:val="24"/>
+        </w:rPr>
+        <w:t>altitudine</w:t>
+      </w:r>
+      <w:proofErr w:type="spellEnd"/>
+      <w:r>
+        <w:rPr>
+          <w:szCs w:val="24"/>
+        </w:rPr>
+        <w:t>).</w:t>
+      </w:r>
+    </w:p>
+    <w:p>
+      <w:pPr>
+        <w:numPr>
+          <w:ilvl w:val="0"/>
+          <w:numId w:val="1"/>
+        </w:numPr>
+        <w:rPr>
+          <w:szCs w:val="24"/>
+        </w:rPr>
+      </w:pPr>
+      <w:r>
+        <w:rPr>
+          <w:szCs w:val="24"/>
+        </w:rPr>
+        <w:t>Broadcast (</w:t>
+      </w:r>
+      <w:proofErr w:type="spellStart"/>
+      <w:r>
+        <w:rPr>
+          <w:szCs w:val="24"/>
+        </w:rPr>
+        <w:t>Difuzare</w:t>
+      </w:r>
+      <w:proofErr w:type="spellEnd"/>
+      <w:r>
+        <w:rPr>
+          <w:szCs w:val="24"/>
+        </w:rPr>
+        <w:t xml:space="preserve">): </w:t>
+      </w:r>
+      <w:proofErr w:type="spellStart"/>
+      <w:r>
+        <w:rPr>
+          <w:szCs w:val="24"/>
+        </w:rPr>
+        <w:t>Semnalul</w:t>
+      </w:r>
+      <w:proofErr w:type="spellEnd"/>
+      <w:r>
+        <w:rPr>
+          <w:szCs w:val="24"/>
+        </w:rPr>
+        <w:t xml:space="preserve"> </w:t>
+      </w:r>
+      <w:proofErr w:type="spellStart"/>
+      <w:r>
+        <w:rPr>
+          <w:szCs w:val="24"/>
+        </w:rPr>
+        <w:t>este</w:t>
+      </w:r>
+      <w:proofErr w:type="spellEnd"/>
+      <w:r>
+        <w:rPr>
+          <w:szCs w:val="24"/>
+        </w:rPr>
+        <w:t xml:space="preserve"> </w:t>
+      </w:r>
+      <w:proofErr w:type="spellStart"/>
+      <w:r>
+        <w:rPr>
+          <w:szCs w:val="24"/>
+        </w:rPr>
+        <w:t>transmis</w:t>
+      </w:r>
+      <w:proofErr w:type="spellEnd"/>
+      <w:r>
+        <w:rPr>
+          <w:szCs w:val="24"/>
+        </w:rPr>
+        <w:t xml:space="preserve"> </w:t>
+      </w:r>
+      <w:proofErr w:type="spellStart"/>
+      <w:r>
+        <w:rPr>
+          <w:szCs w:val="24"/>
+        </w:rPr>
+        <w:t>către</w:t>
+      </w:r>
+      <w:proofErr w:type="spellEnd"/>
+      <w:r>
+        <w:rPr>
+          <w:szCs w:val="24"/>
+        </w:rPr>
+        <w:t xml:space="preserve"> </w:t>
+      </w:r>
+      <w:proofErr w:type="spellStart"/>
+      <w:r>
+        <w:rPr>
+          <w:szCs w:val="24"/>
+        </w:rPr>
+        <w:t>orice</w:t>
+      </w:r>
+      <w:proofErr w:type="spellEnd"/>
+      <w:r>
+        <w:rPr>
+          <w:szCs w:val="24"/>
+        </w:rPr>
+        <w:t xml:space="preserve"> receptor </w:t>
+      </w:r>
+      <w:proofErr w:type="spellStart"/>
+      <w:r>
+        <w:rPr>
+          <w:szCs w:val="24"/>
+        </w:rPr>
+        <w:t>echipat</w:t>
+      </w:r>
+      <w:proofErr w:type="spellEnd"/>
+      <w:r>
+        <w:rPr>
+          <w:szCs w:val="24"/>
+        </w:rPr>
+        <w:t xml:space="preserve">, </w:t>
+      </w:r>
+      <w:proofErr w:type="spellStart"/>
+      <w:r>
+        <w:rPr>
+          <w:szCs w:val="24"/>
+        </w:rPr>
+        <w:t>fără</w:t>
+      </w:r>
+      <w:proofErr w:type="spellEnd"/>
+      <w:r>
+        <w:rPr>
+          <w:szCs w:val="24"/>
+        </w:rPr>
+        <w:t xml:space="preserve"> a fi </w:t>
+      </w:r>
+      <w:proofErr w:type="spellStart"/>
+      <w:r>
+        <w:rPr>
+          <w:szCs w:val="24"/>
+        </w:rPr>
+        <w:t>direcționat</w:t>
+      </w:r>
+      <w:proofErr w:type="spellEnd"/>
+      <w:r>
+        <w:rPr>
+          <w:szCs w:val="24"/>
+        </w:rPr>
+        <w:t xml:space="preserve"> </w:t>
+      </w:r>
+      <w:proofErr w:type="spellStart"/>
+      <w:r>
+        <w:rPr>
+          <w:szCs w:val="24"/>
+        </w:rPr>
+        <w:t>către</w:t>
+      </w:r>
+      <w:proofErr w:type="spellEnd"/>
+      <w:r>
+        <w:rPr>
+          <w:szCs w:val="24"/>
+        </w:rPr>
+        <w:t xml:space="preserve"> o </w:t>
+      </w:r>
+      <w:proofErr w:type="spellStart"/>
+      <w:r>
+        <w:rPr>
+          <w:szCs w:val="24"/>
+        </w:rPr>
+        <w:t>singură</w:t>
+      </w:r>
+      <w:proofErr w:type="spellEnd"/>
+      <w:r>
+        <w:rPr>
+          <w:szCs w:val="24"/>
+        </w:rPr>
+        <w:t xml:space="preserve"> </w:t>
+      </w:r>
+      <w:proofErr w:type="spellStart"/>
+      <w:r>
+        <w:rPr>
+          <w:szCs w:val="24"/>
+        </w:rPr>
+        <w:t>țintă</w:t>
+      </w:r>
+      <w:proofErr w:type="spellEnd"/>
+      <w:r>
+        <w:rPr>
+          <w:szCs w:val="24"/>
+        </w:rPr>
+        <w:t>.</w:t>
+      </w:r>
+    </w:p>
+    <w:p/>
+    <w:p>
+      <w:pPr>
+        <w:pStyle w:val="Heading2"/>
+        <w:rPr>
+          <w:rFonts w:ascii="Times New Roman" w:hAnsi="Times New Roman" w:cs="Times New Roman"/>
+          <w:color w:val="auto"/>
+          <w:sz w:val="28"/>
+          <w:szCs w:val="28"/>
+        </w:rPr>
+      </w:pPr>
+      <w:r>
+        <w:rPr>
+          <w:rFonts w:ascii="Times New Roman" w:hAnsi="Times New Roman" w:cs="Times New Roman"/>
+          <w:color w:val="auto"/>
+          <w:sz w:val="28"/>
+          <w:szCs w:val="28"/>
+        </w:rPr>
+        <w:t xml:space="preserve"> </w:t>
+      </w:r>
+      <w:r>
+        <w:rPr>
+          <w:rFonts w:ascii="Times New Roman" w:hAnsi="Times New Roman" w:cs="Times New Roman"/>
+          <w:color w:val="auto"/>
+          <w:sz w:val="28"/>
+          <w:szCs w:val="28"/>
+        </w:rPr>
+        <w:t xml:space="preserve"> </w:t>
+      </w:r>
+      <w:bookmarkStart w:id="4" w:name="_Toc226312022"/>
+      <w:proofErr w:type="spellStart"/>
+      <w:r>
+        <w:rPr>
+          <w:rFonts w:ascii="Times New Roman" w:hAnsi="Times New Roman" w:cs="Times New Roman"/>
+          <w:color w:val="auto"/>
+          <w:sz w:val="28"/>
+          <w:szCs w:val="28"/>
+        </w:rPr>
+        <w:t>Caracteristicile</w:t>
+      </w:r>
+      <w:proofErr w:type="spellEnd"/>
+      <w:r>
+        <w:rPr>
+          <w:rFonts w:ascii="Times New Roman" w:hAnsi="Times New Roman" w:cs="Times New Roman"/>
+          <w:color w:val="auto"/>
+          <w:sz w:val="28"/>
+          <w:szCs w:val="28"/>
+        </w:rPr>
+        <w:t xml:space="preserve"> </w:t>
+      </w:r>
+      <w:proofErr w:type="spellStart"/>
+      <w:r>
+        <w:rPr>
+          <w:rFonts w:ascii="Times New Roman" w:hAnsi="Times New Roman" w:cs="Times New Roman"/>
+          <w:color w:val="auto"/>
+          <w:sz w:val="28"/>
+          <w:szCs w:val="28"/>
+        </w:rPr>
+        <w:t>Semnalului</w:t>
+      </w:r>
+      <w:proofErr w:type="spellEnd"/>
+      <w:r>
+        <w:rPr>
+          <w:rFonts w:ascii="Times New Roman" w:hAnsi="Times New Roman" w:cs="Times New Roman"/>
+          <w:color w:val="auto"/>
+          <w:sz w:val="28"/>
+          <w:szCs w:val="28"/>
         </w:rPr>
         <w:t xml:space="preserve"> ADS-B Out</w:t>
       </w:r>
-      <w:bookmarkEnd w:id="3"/>
+      <w:bookmarkEnd w:id="4"/>
     </w:p>
     <w:p>
       <w:pPr>
@@ -3326,13 +3469,16 @@
       </w:r>
       <w:proofErr w:type="spellEnd"/>
       <w:r>
-        <w:t xml:space="preserve"> sub-intervale de </w:t>
+        <w:t xml:space="preserve"> sub-intervale de "1"</w:t>
+      </w:r>
+      <w:r>
+        <w:t xml:space="preserve"> </w:t>
       </w:r>
       <w:r>
         <w:t>l</w:t>
       </w:r>
       <w:r>
-        <w:t>ogic "1"</w:t>
+        <w:t>ogic</w:t>
       </w:r>
       <w:r>
         <w:t>,</w:t>
@@ -3400,13 +3546,22 @@
       </w:r>
       <w:proofErr w:type="spellEnd"/>
       <w:r>
-        <w:t xml:space="preserve"> l</w:t>
-      </w:r>
-      <w:r>
-        <w:t>ogic "0</w:t>
+        <w:t xml:space="preserve"> </w:t>
+      </w:r>
+      <w:r>
+        <w:t>"0</w:t>
       </w:r>
       <w:r>
         <w:t>”</w:t>
+      </w:r>
+      <w:r>
+        <w:t xml:space="preserve"> </w:t>
+      </w:r>
+      <w:r>
+        <w:t>l</w:t>
+      </w:r>
+      <w:r>
+        <w:t>ogic</w:t>
       </w:r>
       <w:r>
         <w:t>,</w:t>
@@ -3492,7 +3647,13 @@
       </w:r>
       <w:proofErr w:type="spellEnd"/>
       <w:r>
-        <w:t xml:space="preserve"> de </w:t>
+        <w:t xml:space="preserve"> de</w:t>
+      </w:r>
+      <w:r>
+        <w:t xml:space="preserve"> 120µ</w:t>
+      </w:r>
+      <w:r>
+        <w:t xml:space="preserve"> </w:t>
       </w:r>
       <w:proofErr w:type="spellStart"/>
       <w:r>
@@ -3522,7 +3683,7 @@
     <w:p/>
     <w:p>
       <w:pPr>
-        <w:ind w:firstLine="360"/>
+        <w:ind w:firstLine="720"/>
       </w:pPr>
       <w:proofErr w:type="spellStart"/>
       <w:r>
@@ -4111,6 +4272,26 @@
       <w:r>
         <w:t xml:space="preserve"> cosmic.</w:t>
       </w:r>
+    </w:p>
+    <w:p>
+      <w:pPr>
+        <w:ind w:left="720"/>
+      </w:pPr>
+    </w:p>
+    <w:p>
+      <w:pPr>
+        <w:ind w:left="720"/>
+      </w:pPr>
+    </w:p>
+    <w:p>
+      <w:pPr>
+        <w:ind w:left="720"/>
+      </w:pPr>
+    </w:p>
+    <w:p>
+      <w:pPr>
+        <w:ind w:left="720"/>
+      </w:pPr>
     </w:p>
     <w:p/>
     <w:sectPr>
@@ -5522,6 +5703,7 @@
   <w:style w:type="character" w:default="1" w:styleId="DefaultParagraphFont">
     <w:name w:val="Default Paragraph Font"/>
     <w:uiPriority w:val="1"/>
+    <w:semiHidden/>
     <w:unhideWhenUsed/>
   </w:style>
   <w:style w:type="table" w:default="1" w:styleId="TableNormal">
@@ -6242,7 +6424,9 @@
 </file>
 
 <file path=customXml/item1.xml><?xml version="1.0" encoding="utf-8"?>
-<b:Sources xmlns:b="http://schemas.openxmlformats.org/officeDocument/2006/bibliography" xmlns="http://schemas.openxmlformats.org/officeDocument/2006/bibliography" SelectedStyle="\APASixthEditionOfficeOnline.xsl" StyleName="APA" Version="6"/>
+<p:properties xmlns:p="http://schemas.microsoft.com/office/2006/metadata/properties" xmlns:xsi="http://www.w3.org/2001/XMLSchema-instance" xmlns:pc="http://schemas.microsoft.com/office/infopath/2007/PartnerControls">
+  <documentManagement/>
+</p:properties>
 </file>
 
 <file path=customXml/item2.xml><?xml version="1.0" encoding="utf-8"?>
@@ -6384,9 +6568,7 @@
 </file>
 
 <file path=customXml/item3.xml><?xml version="1.0" encoding="utf-8"?>
-<p:properties xmlns:p="http://schemas.microsoft.com/office/2006/metadata/properties" xmlns:xsi="http://www.w3.org/2001/XMLSchema-instance" xmlns:pc="http://schemas.microsoft.com/office/infopath/2007/PartnerControls">
-  <documentManagement/>
-</p:properties>
+<b:Sources xmlns:b="http://schemas.openxmlformats.org/officeDocument/2006/bibliography" xmlns="http://schemas.openxmlformats.org/officeDocument/2006/bibliography" SelectedStyle="\APASixthEditionOfficeOnline.xsl" StyleName="APA" Version="6"/>
 </file>
 
 <file path=customXml/item4.xml><?xml version="1.0" encoding="utf-8"?>
@@ -6399,9 +6581,10 @@
 </file>
 
 <file path=customXml/itemProps1.xml><?xml version="1.0" encoding="utf-8"?>
-<ds:datastoreItem xmlns:ds="http://schemas.openxmlformats.org/officeDocument/2006/customXml" ds:itemID="{4A130BE5-AFC7-4451-9313-DC913A3617C5}">
+<ds:datastoreItem xmlns:ds="http://schemas.openxmlformats.org/officeDocument/2006/customXml" ds:itemID="{C33F2717-D80B-4B4C-8F8D-E2D14FA67ED9}">
   <ds:schemaRefs>
-    <ds:schemaRef ds:uri="http://schemas.openxmlformats.org/officeDocument/2006/bibliography"/>
+    <ds:schemaRef ds:uri="http://schemas.microsoft.com/office/2006/metadata/properties"/>
+    <ds:schemaRef ds:uri="http://schemas.microsoft.com/office/infopath/2007/PartnerControls"/>
   </ds:schemaRefs>
 </ds:datastoreItem>
 </file>
@@ -6425,10 +6608,9 @@
 </file>
 
 <file path=customXml/itemProps3.xml><?xml version="1.0" encoding="utf-8"?>
-<ds:datastoreItem xmlns:ds="http://schemas.openxmlformats.org/officeDocument/2006/customXml" ds:itemID="{C33F2717-D80B-4B4C-8F8D-E2D14FA67ED9}">
+<ds:datastoreItem xmlns:ds="http://schemas.openxmlformats.org/officeDocument/2006/customXml" ds:itemID="{4A130BE5-AFC7-4451-9313-DC913A3617C5}">
   <ds:schemaRefs>
-    <ds:schemaRef ds:uri="http://schemas.microsoft.com/office/2006/metadata/properties"/>
-    <ds:schemaRef ds:uri="http://schemas.microsoft.com/office/infopath/2007/PartnerControls"/>
+    <ds:schemaRef ds:uri="http://schemas.openxmlformats.org/officeDocument/2006/bibliography"/>
   </ds:schemaRefs>
 </ds:datastoreItem>
 </file>
